--- a/doklad-transgranichnaya-torgovlya/doklad.docx
+++ b/doklad-transgranichnaya-torgovlya/doklad.docx
@@ -114,7 +114,7 @@
           <w:sz w:val="28"/>
           <w:szCs w:val="28"/>
         </w:rPr>
-        <w:t xml:space="preserve">Если оба государства отвечают «мы», возникает двойное налогообложение — сделка теряет экономический смысл. Если оба отвечают «не мы», возникает двойное необложение — и на нём выстроена почти вся международная налоговая оптимизация. Право трансграничной торговли — это, по сути, набор коллизионных правил, распределяющих налоговую базу между странами, плюс механизмы контроля за тем, чтобы это распределение не обходили.</w:t>
+        <w:t xml:space="preserve">Если оба государства отвечают «мы», возникает двойное налогообложение — сделка теряет экономический смысл. Если оба отвечают «не мы», возникает двойное необложение, и на нём выстроена почти вся международная налоговая оптимизация. Право трансграничной торговли — это набор коллизионных правил, распределяющих налоговую базу между странами, плюс механизмы контроля за тем, чтобы их не обходили.</w:t>
       </w:r>
     </w:p>
     <w:p>
@@ -186,7 +186,7 @@
           <w:sz w:val="28"/>
           <w:szCs w:val="28"/>
         </w:rPr>
-        <w:t xml:space="preserve"> работают по принципу страны назначения: товар облагается там, где он потребляется. Экспорт освобождается — ставка 0% с сохранением права на вычет, импорт облагается по ставкам страны ввоза. Логика прямая: НДС — налог на потребление, а потребление происходит у покупателя. Альтернативный принцип страны происхождения на практике почти не применяется: он искажал бы конкуренцию, давая товарам из стран с низким НДС ценовое преимущество на чужом рынке.</w:t>
+        <w:t xml:space="preserve"> работают по принципу страны назначения: товар облагается там, где он потребляется. Экспорт освобождается — ставка 0% с сохранением права на вычет, импорт облагается по ставкам страны ввоза. Логика прямая: НДС — налог на потребление, а потребление происходит у покупателя. Альтернативный принцип страны происхождения почти не применяется: он искажал бы конкуренцию, давая товарам из стран с низким НДС ценовое преимущество на чужом рынке.</w:t>
       </w:r>
     </w:p>
     <w:p>
@@ -211,7 +211,7 @@
           <w:sz w:val="28"/>
           <w:szCs w:val="28"/>
         </w:rPr>
-        <w:t xml:space="preserve"> используют комбинацию двух принципов. Принцип резидентства: государство облагает мировой доход своих резидентов. Принцип источника: государство облагает доход, возникший на его территории, независимо от резидентства получателя. Оба принципа применяются одновременно и потому неизбежно пересекаются — именно это пересечение и порождает двойное налогообложение, которое устраняют соглашения об избежании двойного налогообложения (СИДН) через метод освобождения или метод зачёта.</w:t>
+        <w:t xml:space="preserve"> комбинируют два принципа. Резидентства: государство облагает мировой доход своих резидентов. Источника: государство облагает доход, возникший на его территории, независимо от резидентства получателя. Принципы применяются одновременно и потому пересекаются — это пересечение и порождает двойное налогообложение, которое устраняют соглашения об избежании двойного налогообложения (СИДН) через метод освобождения или метод зачёта.</w:t>
       </w:r>
     </w:p>
     <w:p>
@@ -245,15 +245,15 @@
           <w:sz w:val="28"/>
           <w:szCs w:val="28"/>
         </w:rPr>
-        <w:t xml:space="preserve">Экспорт.</w:t>
-      </w:r>
-      <w:r>
-        <w:rPr>
-          <w:rFonts w:ascii="Times New Roman" w:cs="Times New Roman" w:eastAsia="Times New Roman" w:hAnsi="Times New Roman"/>
-          <w:sz w:val="28"/>
-          <w:szCs w:val="28"/>
-        </w:rPr>
-        <w:t xml:space="preserve"> В российском праве — ставка 0% (пп. 1 п. 1 ст. 164 НК РФ) с сохранением вычета входного налога. Это не льгота, а элемент принципа назначения: страна вывоза полностью очищает товар от собственного налога. Практически всё сводится к подтверждению права на нулевую ставку по ст. 165 НК РФ; с 1 января 2024 года пакет бумажных документов заменён электронными реестрами, а момент определения налоговой базы перенесён на последнее число квартала, в котором собраны документы.</w:t>
+        <w:t xml:space="preserve">Экспорт</w:t>
+      </w:r>
+      <w:r>
+        <w:rPr>
+          <w:rFonts w:ascii="Times New Roman" w:cs="Times New Roman" w:eastAsia="Times New Roman" w:hAnsi="Times New Roman"/>
+          <w:sz w:val="28"/>
+          <w:szCs w:val="28"/>
+        </w:rPr>
+        <w:t xml:space="preserve"> облагается по ставке 0% (пп. 1 п. 1 ст. 164 НК РФ) с сохранением вычета входного налога. Это не льгота, а элемент принципа назначения: страна вывоза полностью очищает товар от собственного налога. Практически всё сводится к подтверждению нулевой ставки по ст. 165 НК РФ; с 1 января 2024 года бумажный пакет документов заменён электронными реестрами.</w:t>
       </w:r>
     </w:p>
     <w:p>
@@ -278,7 +278,7 @@
           <w:sz w:val="28"/>
           <w:szCs w:val="28"/>
         </w:rPr>
-        <w:t xml:space="preserve"> НДС уплачивается на таможне (ст. 151 НК РФ), налоговая база — таможенная стоимость плюс пошлина плюс акциз (ст. 160 НК РФ). Здесь налоговое право смыкается с таможенным: таможенная стоимость определяется по ТК ЕАЭС и Соглашению ВТО по применению статьи VII ГАТТ, поэтому спор о стоимости автоматически становится спором о размере налога. С 1 января 2026 года основная ставка НДС повышена до 22% (Федеральный закон от 28.11.2025 № 425-ФЗ) — это прямо увеличивает нагрузку на импорт.</w:t>
+        <w:t xml:space="preserve"> НДС уплачивается на таможне (ст. 151 НК РФ), база — таможенная стоимость плюс пошлина плюс акциз (ст. 160 НК РФ). Посчитаем на конкретных цифрах. Ввозится партия оборудования таможенной стоимостью 10 000 евро, ставка пошлины 5%. Пошлина — 500 евро, налоговая база — 10 500 евро, НДС по ставке 22% — 2 310 евро. Итого сверх контрактной цены уплачивается 2 810 евро, то есть 28% стоимости партии, причём налог считается от суммы, уже включающей пошлину. Таможенная стоимость определяется по ТК ЕАЭС и Соглашению ВТО о применении статьи VII ГАТТ, поэтому спор о ней — это всегда спор о размере налога. С 1 января 2026 года основная ставка НДС повышена до 22% (Федеральный закон от 28.11.2025 № 425-ФЗ), что прямо увеличило нагрузку на импорт.</w:t>
       </w:r>
     </w:p>
     <w:p>
@@ -303,7 +303,22 @@
           <w:sz w:val="28"/>
           <w:szCs w:val="28"/>
         </w:rPr>
-        <w:t xml:space="preserve"> Внутри Союза таможенных границ нет, поэтому механизм иной (Приложение № 18 к Договору о ЕАЭС). Экспортёр применяет 0%, а импортёр сам исчисляет и уплачивает НДС в свой налоговый орган не позднее 20-го числа месяца, следующего за принятием товара на учёт, подавая заявление о ввозе товаров с отметкой налогового органа. Эта отметка — единственное доказательство нулевой ставки для экспортёра из другой страны Союза. То есть налоговое обязательство одной стороны обеспечивается административным действием органа другой страны, и в этом уязвимость конструкции.</w:t>
+        <w:t xml:space="preserve"> Внутри Союза таможенных границ нет, поэтому механизм иной (Приложение № 18 к Договору о ЕАЭС). Экспортёр применяет 0%, а импортёр сам исчисляет и уплачивает НДС в свой налоговый орган не позднее 20-го числа следующего месяца, подавая заявление о ввозе товаров с отметкой налогового органа.</w:t>
+      </w:r>
+    </w:p>
+    <w:p>
+      <w:pPr>
+        <w:spacing w:after="0" w:line="360"/>
+        <w:ind w:firstLine="709"/>
+        <w:jc w:val="both"/>
+      </w:pPr>
+      <w:r>
+        <w:rPr>
+          <w:rFonts w:ascii="Times New Roman" w:cs="Times New Roman" w:eastAsia="Times New Roman" w:hAnsi="Times New Roman"/>
+          <w:sz w:val="28"/>
+          <w:szCs w:val="28"/>
+        </w:rPr>
+        <w:t xml:space="preserve">Конструкция уязвима. Российский поставщик отгрузил товар в Казахстан; казахстанский покупатель обязан уплатить налог у себя и передать поставщику заявление с отметкой. Если покупатель этого не сделал — а заставить его российский поставщик не может, — нулевая ставка не подтверждается, и 22% НДС платит из собственных средств российский экспортёр, хотя товар вывезен. Обязательство одной стороны обеспечивается административным действием органа другой страны.</w:t>
       </w:r>
     </w:p>
     <w:p>
@@ -335,22 +350,7 @@
           <w:sz w:val="28"/>
           <w:szCs w:val="28"/>
         </w:rPr>
-        <w:t xml:space="preserve">Классические правила рассчитаны на товар, который физически пересекает границу и предъявляется таможне. Электронная торговля разрушила обе предпосылки: услуга границу не пересекает вовсе, а товар приходит миллионами мелких посылок, которые невозможно администрировать поштучно.</w:t>
-      </w:r>
-    </w:p>
-    <w:p>
-      <w:pPr>
-        <w:spacing w:after="0" w:line="360"/>
-        <w:ind w:firstLine="709"/>
-        <w:jc w:val="both"/>
-      </w:pPr>
-      <w:r>
-        <w:rPr>
-          <w:rFonts w:ascii="Times New Roman" w:cs="Times New Roman" w:eastAsia="Times New Roman" w:hAnsi="Times New Roman"/>
-          <w:sz w:val="28"/>
-          <w:szCs w:val="28"/>
-        </w:rPr>
-        <w:t xml:space="preserve">Ответ — три решения, воспроизведённые почти всеми юрисдикциями.</w:t>
+        <w:t xml:space="preserve">Классические правила рассчитаны на товар, который физически пересекает границу и предъявляется таможне. Электронная торговля разрушила обе предпосылки: услуга границу не пересекает вовсе, а товар приходит миллионами мелких посылок, которые невозможно администрировать поштучно. Ответ — три решения, воспроизведённые почти всеми юрисдикциями.</w:t>
       </w:r>
     </w:p>
     <w:p>
@@ -416,7 +416,7 @@
           <w:sz w:val="28"/>
           <w:szCs w:val="28"/>
         </w:rPr>
-        <w:t xml:space="preserve">, а не на тысячи продавцов. С 1 июля 2024 года ст. 174.3 НК РФ (введена Федеральным законом от 29.05.2024 № 100-ФЗ) обязывает продавцов и маркетплейсы из стран ЕАЭС вставать на учёт в России и уплачивать НДС с продаж российским физическим лицам. В Евросоюзе ту же роль играет режим OSS/IOSS, действующий с 1 июля 2021 года; одновременно там отменено освобождение от НДС для импортных посылок стоимостью до 22 евро.</w:t>
+        <w:t xml:space="preserve">, а не на тысячи продавцов. С 1 июля 2024 года ст. 174.3 НК РФ (введена Федеральным законом от 29.05.2024 № 100-ФЗ) обязывает продавцов и маркетплейсы из стран ЕАЭС вставать на учёт в России и уплачивать НДС с продаж российским физическим лицам. Продавец из Киргизии, торгующий через площадку, теперь платит российский НДС так же, как российский продавец, — это выравнивание условий, а не новый налог. В Евросоюзе ту же роль играет режим OSS/IOSS, действующий с 1 июля 2021 года; одновременно там отменено освобождение от НДС для импортных посылок стоимостью до 22 евро.</w:t>
       </w:r>
     </w:p>
     <w:p>
@@ -449,22 +449,7 @@
           <w:sz w:val="28"/>
           <w:szCs w:val="28"/>
         </w:rPr>
-        <w:t xml:space="preserve">. Решением Совета ЕЭК от 05.12.2025 № 112 с 1 июля 2026 года порог беспошлинного ввоза товаров электронной торговли для физических лиц в ЕАЭС установлен на уровне 200 евро; сверх него — пошлина 5% от стоимости, но не менее 1 евро за килограмм.</w:t>
-      </w:r>
-    </w:p>
-    <w:p>
-      <w:pPr>
-        <w:spacing w:after="0" w:line="360"/>
-        <w:ind w:firstLine="709"/>
-        <w:jc w:val="both"/>
-      </w:pPr>
-      <w:r>
-        <w:rPr>
-          <w:rFonts w:ascii="Times New Roman" w:cs="Times New Roman" w:eastAsia="Times New Roman" w:hAnsi="Times New Roman"/>
-          <w:sz w:val="28"/>
-          <w:szCs w:val="28"/>
-        </w:rPr>
-        <w:t xml:space="preserve">Вектор здесь очевиден: администрирование смещается с границы и с конечного покупателя на посредника-платформу, а фискальная привязка — к стране потребления.</w:t>
+        <w:t xml:space="preserve">. Решением Совета ЕЭК от 05.12.2025 № 112 с 1 июля 2026 года порог беспошлинного ввоза товаров электронной торговли для физических лиц в ЕАЭС установлен на уровне 200 евро; сверх него — пошлина 5% от стоимости, но не менее 1 евро за килограмм. Оговорка про килограмм здесь не техническая. Посылка стоимостью 300 евро и весом 20 килограммов: пять процентов дают 15 евро, весовой минимум — 20 евро, платится большая величина. Именно весовой минимум закрывает схему с занижением заявленной стоимости: вес подделать нельзя.</w:t>
       </w:r>
     </w:p>
     <w:p>
@@ -506,7 +491,7 @@
           <w:sz w:val="28"/>
           <w:szCs w:val="28"/>
         </w:rPr>
-        <w:t xml:space="preserve"> — центральная категория. По ст. 5 Модельной конвенции ОЭСР и ст. 306–308 НК РФ государство источника вправе облагать прибыль иностранной компании только при наличии постоянного места деятельности либо зависимого агента. Сама по себе поставка товаров представительства не образует, подготовительная и вспомогательная деятельность из-под него выведена. Практический смысл нормы: экспортёр платит налог на прибыль дома, а не в стране покупателя. Но цифровая экономика позволяет извлекать значительную выручку в стране вообще без присутствия в ней — и физическая привязка перестаёт работать. Это и есть предмет первого компонента реформы ОЭСР, Pillar One.</w:t>
+        <w:t xml:space="preserve"> — центральная категория. По ст. 5 Модельной конвенции ОЭСР и ст. 306–308 НК РФ государство источника вправе облагать прибыль иностранной компании только при наличии постоянного места деятельности либо зависимого агента. Граница тоньше, чем кажется: склад иностранного производителя, с которого только хранят и выдают запчасти, представительства не образует — это вспомогательная деятельность; но если сотрудники на том же складе ведут переговоры и фактически заключают договоры, появляется зависимый агент, и вся относимая прибыль облагается в России. Практический смысл нормы: экспортёр платит налог на прибыль дома, а не в стране покупателя. Но цифровая экономика позволяет извлекать выручку в стране вообще без присутствия в ней, и физическая привязка перестаёт работать — это предмет первого компонента реформы ОЭСР, Pillar One.</w:t>
       </w:r>
     </w:p>
     <w:p>
@@ -531,7 +516,22 @@
           <w:sz w:val="28"/>
           <w:szCs w:val="28"/>
         </w:rPr>
-        <w:t xml:space="preserve"> Пассивные доходы — дивиденды, проценты, роялти — облагаются в стране выплаты путём удержания налоговым агентом (ст. 309 и 310 НК РФ). СИДН понижают ставки, но применение пониженной ставки обусловлено концепцией </w:t>
+        <w:t xml:space="preserve"> Пассивные доходы — дивиденды, проценты, роялти — облагаются в стране выплаты удержанием налоговым агентом (ст. 309 и 310 НК РФ). Насколько это существенно, показывает пример с Кипром. По ст. 12 Соглашения 1998 года роялти облагались только в стране получателя, то есть у источника в России удерживался ноль. После приостановления соглашения применяется национальная ставка: с 2025 года это 25%. На платеже в 10 миллионов рублей российская компания теперь удерживает 2,5 миллиона там, где пять лет назад не удерживала ничего, — при том, что сам лицензионный договор не менялся.</w:t>
+      </w:r>
+    </w:p>
+    <w:p>
+      <w:pPr>
+        <w:spacing w:after="0" w:line="360"/>
+        <w:ind w:firstLine="709"/>
+        <w:jc w:val="both"/>
+      </w:pPr>
+      <w:r>
+        <w:rPr>
+          <w:rFonts w:ascii="Times New Roman" w:cs="Times New Roman" w:eastAsia="Times New Roman" w:hAnsi="Times New Roman"/>
+          <w:sz w:val="28"/>
+          <w:szCs w:val="28"/>
+        </w:rPr>
+        <w:t xml:space="preserve">Применение пониженной ставки по действующему соглашению обусловлено концепцией </w:t>
       </w:r>
       <w:r>
         <w:rPr>
@@ -574,7 +574,7 @@
           <w:sz w:val="28"/>
           <w:szCs w:val="28"/>
         </w:rPr>
-        <w:t xml:space="preserve"> Внутри группы компаний цену сделки назначает сама группа, и через цену прибыль перемещается в низконалоговую юрисдикцию. Ответ — принцип «вытянутой руки» (раздел V.1 НК РФ): цена сопоставляется с рыночной, разница доначисляется. С 2024 года режим существенно ужесточён Федеральным законом от 27.11.2023 № 539-ФЗ: доход, скрытый в завышенной цене, приравнивается к дивидендам и облагается налогом у источника, а штраф повышен до 100% от неуплаченной суммы.</w:t>
+        <w:t xml:space="preserve"> Внутри группы цену сделки назначает сама группа. Классическая схема: российский экспортёр продаёт товар своей же трейдинговой компании за рубежом по 100, та перепродаёт независимому покупателю по 130 — вся наценка остаётся в низконалоговой юрисдикции, хотя создана она была в России. Ответ — принцип «вытянутой руки» (раздел V.1 НК РФ): цена сопоставляется с рыночной, разница доначисляется. С 2024 года режим ужесточён Федеральным законом от 27.11.2023 № 539-ФЗ: скрытый в цене доход приравнивается к дивидендам и дополнительно облагается налогом у источника, а штраф повышен до 100% от неуплаченной суммы.</w:t>
       </w:r>
     </w:p>
     <w:p>
@@ -616,7 +616,7 @@
           <w:sz w:val="28"/>
           <w:szCs w:val="28"/>
         </w:rPr>
-        <w:t xml:space="preserve"> План ОЭСР и G20 из 15 действий, принятый в 2015 году, — ответ на разрыв между местом создания стоимости и местом уплаты налога. Инструмент его быстрого внедрения — Многосторонняя конвенция MLI, которая одним актом изменяет сотни двусторонних соглашений; Россия применяет её с 2021 года. Ключевая новелла — тест основной цели (principal purpose test): в льготе по соглашению отказывают, если одной из основных целей операции было её получение.</w:t>
+        <w:t xml:space="preserve"> План ОЭСР и G20 из 15 действий, принятый в 2015 году, — ответ на разрыв между местом создания стоимости и местом уплаты налога. Инструмент его быстрого внедрения — Многосторонняя конвенция MLI, изменяющая одним актом сотни двусторонних соглашений; Россия применяет её с 2021 года. Ключевая новелла — тест основной цели: в льготе по соглашению отказывают, если одной из основных целей операции было её получение.</w:t>
       </w:r>
     </w:p>
     <w:p>
@@ -641,7 +641,7 @@
           <w:sz w:val="28"/>
           <w:szCs w:val="28"/>
         </w:rPr>
-        <w:t xml:space="preserve"> Глобальный минимальный налог по эффективной ставке 15% для групп с выручкой свыше 750 млн евро. Если фактическая нагрузка в какой-либо юрисдикции ниже, разницу доберёт другая — через национальный дополнительный налог (QDMTT) или правило включения дохода (IIR). Правила уже действуют в ЕС, Великобритании, Японии, Корее, Канаде, Австралии — более чем в шестидесяти юрисдикциях; США собственных правил GloBE не приняли. Россия их не внедряла, однако российские группы с иностранными дочерними компаниями попадают под них извне. Практический вывод важнее технических деталей: налоговые льготы перестают быть конкурентным преимуществом страны, потому что недобранное ею доберёт кто-то другой.</w:t>
+        <w:t xml:space="preserve"> Глобальный минимальный налог по эффективной ставке 15% для групп с выручкой свыше 750 млн евро. Механизм прост: если группа платит в какой-то юрисдикции по эффективной ставке 9%, недостающие 6 процентных пунктов доберёт другая страна — через национальный дополнительный налог (QDMTT) или правило включения дохода (IIR). Правила действуют более чем в шестидесяти юрисдикциях, включая ЕС, Великобританию, Японию, Корею и Канаду; США собственных правил GloBE не приняли. Россия их не внедряла, однако российские группы с иностранными дочерними компаниями попадают под них извне. Вывод важнее техники: налоговая льгота перестаёт быть конкурентным преимуществом страны, потому что недобранное ею доберёт кто-то другой.</w:t>
       </w:r>
     </w:p>
     <w:p>
@@ -666,7 +666,7 @@
           <w:sz w:val="28"/>
           <w:szCs w:val="28"/>
         </w:rPr>
-        <w:t xml:space="preserve"> Трансграничный углеродный механизм ЕС (Регламент 2023/956) формально не налог, но экономически — платёж при импорте цемента, чёрных металлов, алюминия, удобрений, электроэнергии и водорода. Переходный период с одной лишь отчётностью шёл с октября 2023 года, финансовая фаза началась 1 января 2026 года: импортёр обязан покупать CBAM-сертификаты по цене квот европейской системы торговли выбросами. Это важный прецедент: инструмент, не являющийся налогом по форме, влияет на трансграничную торговлю сильнее многих налогов.</w:t>
+        <w:t xml:space="preserve"> Трансграничный углеродный механизм ЕС (Регламент 2023/956) формально не налог, но экономически — платёж при импорте цемента, чёрных металлов, алюминия, удобрений, электроэнергии и водорода. Переходный период с одной лишь отчётностью шёл с октября 2023 года, финансовая фаза началась 1 января 2026 года: импортёр стали в ЕС обязан покупать CBAM-сертификаты по цене квот европейской системы торговли выбросами, то есть доплачивать разницу между углеродной ценой у себя дома и европейской. Это важный прецедент: инструмент, не являющийся налогом по форме, влияет на трансграничную торговлю сильнее многих налогов.</w:t>
       </w:r>
     </w:p>
     <w:p>
@@ -764,7 +764,7 @@
           <w:sz w:val="28"/>
           <w:szCs w:val="28"/>
         </w:rPr>
-        <w:t xml:space="preserve">. Заключаются соглашения с новыми партнёрами; наиболее значимое — СИДН с ОАЭ, подписанное 17 февраля 2025 года и применяемое с 1 января 2026 года, с единой ставкой 10% по дивидендам, процентам и роялти.</w:t>
+        <w:t xml:space="preserve">. Наиболее значимое новое соглашение — СИДН с ОАЭ, подписанное 17 февраля 2025 года и применяемое с 1 января 2026 года, с единой ставкой 10% по дивидендам, процентам и роялти.</w:t>
       </w:r>
     </w:p>
     <w:p>
@@ -839,7 +839,7 @@
           <w:sz w:val="28"/>
           <w:szCs w:val="28"/>
         </w:rPr>
-        <w:t xml:space="preserve"> Единого «налогового права трансграничной торговли» не существует. Есть национальные нормы и сеть из более чем трёх тысяч двусторонних соглашений. Устойчивость системы держится на их согласованности, и опыт приостановления соглашений показывает, насколько эта согласованность хрупка.</w:t>
+        <w:t xml:space="preserve"> Единого «налогового права трансграничной торговли» не существует. Есть национальные нормы и сеть из более чем трёх тысяч двусторонних соглашений, и опыт приостановления показывает, насколько хрупка её согласованность.</w:t>
       </w:r>
     </w:p>
     <w:p>
@@ -914,7 +914,7 @@
           <w:sz w:val="28"/>
           <w:szCs w:val="28"/>
         </w:rPr>
-        <w:t xml:space="preserve"> Для участника внешнеэкономической деятельности главный налоговый риск сегодня — не ставка, а доказывание: подтверждение нулевой ставки, фактического права на доход, рыночности цены, углеродного следа. Экономика трансграничной сделки определяется не тем, сколько нужно заплатить, а тем, что удастся доказать.</w:t>
+        <w:t xml:space="preserve"> Главный налоговый риск участника внешнеэкономической деятельности — не ставка, а доказывание. Заявление о ввозе из Казахстана, подтверждение фактического права на доход, обоснование цены сделки с собственной трейдинговой компанией, расчёт углеродного следа — во всех четырёх примерах спор идёт не о том, сколько платить, а о том, что удастся подтвердить документами.</w:t>
       </w:r>
     </w:p>
     <w:p>
@@ -1007,7 +1007,7 @@
           <w:sz w:val="28"/>
           <w:szCs w:val="28"/>
         </w:rPr>
-        <w:t xml:space="preserve">Федеральный закон от 29.05.2024 № 100-ФЗ; от 27.11.2023 № 539-ФЗ; от 19.12.2023 № 598-ФЗ; от 28.11.2025 № 425-ФЗ.</w:t>
+        <w:t xml:space="preserve">Федеральный закон от 29.05.2024 № 100-ФЗ; от 12.07.2024 № 176-ФЗ; от 27.11.2023 № 539-ФЗ; от 19.12.2023 № 598-ФЗ; от 28.11.2025 № 425-ФЗ.</w:t>
       </w:r>
     </w:p>
     <w:p>
@@ -1027,6 +1027,25 @@
           <w:szCs w:val="28"/>
         </w:rPr>
         <w:t xml:space="preserve">Указ Президента РФ от 08.08.2023 № 585.</w:t>
+      </w:r>
+    </w:p>
+    <w:p>
+      <w:pPr>
+        <w:pStyle w:val="ListParagraph"/>
+        <w:numPr>
+          <w:ilvl w:val="0"/>
+          <w:numId w:val="2"/>
+        </w:numPr>
+        <w:spacing w:after="0" w:line="360"/>
+        <w:jc w:val="both"/>
+      </w:pPr>
+      <w:r>
+        <w:rPr>
+          <w:rFonts w:ascii="Times New Roman" w:cs="Times New Roman" w:eastAsia="Times New Roman" w:hAnsi="Times New Roman"/>
+          <w:sz w:val="28"/>
+          <w:szCs w:val="28"/>
+        </w:rPr>
+        <w:t xml:space="preserve">Соглашение между Россией и Кипром об избежании двойного налогообложения от 05.12.1998 (ред. 08.09.2020), ст. 12.</w:t>
       </w:r>
     </w:p>
     <w:p>
